--- a/skills/jh-math-exam/references/試卷範例.docx
+++ b/skills/jh-math-exam/references/試卷範例.docx
@@ -220,7 +220,7 @@
                 <w:rFonts w:ascii="新細明體" w:hAnsi="新細明體" w:hint="eastAsia"/>
                 <w:b/>
               </w:rPr>
-              <w:t>沙鹿</w:t>
+              <w:t>＿＿＿＿</w:t>
             </w:r>
             <w:r>
               <w:rPr>
